--- a/documents/courriers-lancement-saint-etienne/prets-a-envoyer/docx/00-index-courriers-prets-a-envoyer.docx
+++ b/documents/courriers-lancement-saint-etienne/prets-a-envoyer/docx/00-index-courriers-prets-a-envoyer.docx
@@ -82,7 +82,7 @@
               <w:br/>
               <w:t>contact@territoiresvivantsfrance.fr</w:t>
               <w:br/>
-              <w:t>06 22 03 93 24</w:t>
+              <w:t>04 65 81 54 69</w:t>
             </w:r>
           </w:p>
         </w:tc>
